--- a/Opgave 3 IJssalon/Opgave 3 IJssalon – nieuws met visual.docx
+++ b/Opgave 3 IJssalon/Opgave 3 IJssalon – nieuws met visual.docx
@@ -46,56 +46,6 @@
           <w:szCs w:val="21"/>
         </w:rPr>
         <w:t xml:space="preserve">Het populaire Flugel-ijs van €4,50 per stuk is deze zomer overal te vinden. Fabrikant IceVenture is de enige producent in Nederland en bepaalt zelf de prijs. Concurrenten durven de markt niet op vanwege de hoge marketingkosten. Ondernemersorganisatie MKB-Nederland waarschuwt: zonder concurrentie heeft de consument geen alternatief. IceVenture verdedigt zich: de hoge prijs dekt de ontwikkelkosten en marketinginvesteringen.</w:t>
-      </w:r>
-    </w:p>
-    <w:p>
-      <w:pPr>
-        <w:spacing w:after="40"/>
-      </w:pPr>
-    </w:p>
-    <w:p>
-      <w:pPr>
-        <w:spacing w:after="80"/>
-      </w:pPr>
-      <w:r>
-        <w:drawing>
-          <wp:inline distT="0" distB="0" distL="0" distR="0">
-            <wp:extent cx="3429000" cy="2762250"/>
-            <wp:effectExtent t="0" r="0" b="0" l="0"/>
-            <wp:docPr id="1" name="" descr="" title=""/>
-            <wp:cNvGraphicFramePr>
-              <a:graphicFrameLocks xmlns:a="http://schemas.openxmlformats.org/drawingml/2006/main" noChangeAspect="1"/>
-            </wp:cNvGraphicFramePr>
-            <a:graphic xmlns:a="http://schemas.openxmlformats.org/drawingml/2006/main">
-              <a:graphicData uri="http://schemas.openxmlformats.org/drawingml/2006/picture">
-                <pic:pic xmlns:pic="http://schemas.openxmlformats.org/drawingml/2006/picture">
-                  <pic:nvPicPr>
-                    <pic:cNvPr id="0" name="" descr=""/>
-                    <pic:cNvPicPr>
-                      <a:picLocks noChangeAspect="1" noChangeArrowheads="1"/>
-                    </pic:cNvPicPr>
-                  </pic:nvPicPr>
-                  <pic:blipFill>
-                    <a:blip r:embed="rId9" cstate="none"/>
-                    <a:srcRect/>
-                    <a:stretch>
-                      <a:fillRect/>
-                    </a:stretch>
-                  </pic:blipFill>
-                  <pic:spPr bwMode="auto">
-                    <a:xfrm>
-                      <a:off x="0" y="0"/>
-                      <a:ext cx="3429000" cy="2762250"/>
-                    </a:xfrm>
-                    <a:prstGeom prst="rect">
-                      <a:avLst/>
-                    </a:prstGeom>
-                  </pic:spPr>
-                </pic:pic>
-              </a:graphicData>
-            </a:graphic>
-          </wp:inline>
-        </w:drawing>
       </w:r>
     </w:p>
     <w:p>

--- a/Opgave 3 IJssalon/Opgave 3 IJssalon – nieuws met visual.docx
+++ b/Opgave 3 IJssalon/Opgave 3 IJssalon – nieuws met visual.docx
@@ -244,11 +244,7 @@
         <w:t xml:space="preserve">De overheid overweegt in te grijpen. Noem een maatregel en leg het effect uit.</w:t>
       </w:r>
     </w:p>
-    <w:p>
-      <w:r>
-        <w:br w:type="page"/>
-      </w:r>
-    </w:p>
+    <w:p/>
     <w:p>
       <w:pPr>
         <w:spacing w:after="100"/>
